--- a/assets/Hộ kinh doanh/Đề nghị đăng ký.docx
+++ b/assets/Hộ kinh doanh/Đề nghị đăng ký.docx
@@ -4,6 +4,7 @@
   <w:body>
     <w:p>
       <w:pPr>
+        <w:spacing w:before="0" w:line="300" w:lineRule="auto"/>
         <w:ind w:firstLine="0"/>
         <w:jc w:val="center"/>
         <w:rPr>
@@ -31,6 +32,7 @@
     </w:p>
     <w:p>
       <w:pPr>
+        <w:spacing w:before="0" w:line="300" w:lineRule="auto"/>
         <w:ind w:firstLine="0"/>
         <w:rPr>
           <w:b/>
@@ -49,7 +51,7 @@
           <w:ilvl w:val="0"/>
           <w:numId w:val="1"/>
         </w:numPr>
-        <w:spacing w:before="0" w:after="160" w:line="312" w:lineRule="auto"/>
+        <w:spacing w:before="0" w:line="300" w:lineRule="auto"/>
         <w:jc w:val="right"/>
         <w:outlineLvl w:val="0"/>
         <w:rPr>
@@ -63,7 +65,7 @@
     </w:p>
     <w:p>
       <w:pPr>
-        <w:spacing w:before="0"/>
+        <w:spacing w:before="0" w:line="300" w:lineRule="auto"/>
         <w:ind w:firstLine="0"/>
         <w:jc w:val="center"/>
         <w:rPr>
@@ -97,7 +99,7 @@
     </w:p>
     <w:p>
       <w:pPr>
-        <w:spacing w:before="0"/>
+        <w:spacing w:before="0" w:line="300" w:lineRule="auto"/>
         <w:ind w:firstLine="0"/>
         <w:jc w:val="center"/>
         <w:rPr>
@@ -119,7 +121,7 @@
     </w:p>
     <w:p>
       <w:pPr>
-        <w:spacing w:before="0"/>
+        <w:spacing w:before="0" w:line="300" w:lineRule="auto"/>
         <w:ind w:firstLine="0"/>
         <w:jc w:val="right"/>
         <w:rPr>
@@ -137,14 +139,14 @@
           <w:szCs w:val="20"/>
           <w:lang w:eastAsia="zh-CN"/>
         </w:rPr>
-        <w:pict w14:anchorId="665055FB">
-          <v:line id="Straight Connector 1893183502" o:spid="_x0000_s1030" alt="" style="position:absolute;left:0;text-align:left;z-index:251660288;visibility:visible;mso-wrap-edited:f;mso-width-percent:0;mso-height-percent:0;mso-wrap-distance-top:.mm;mso-wrap-distance-bottom:.mmm;mso-width-percent:0;mso-height-percent:0" from="147.15pt,2.85pt" to="306.85pt,2.85pt"/>
+        <w:pict w14:anchorId="321D6973">
+          <v:line id="Straight Connector 1893183502" o:spid="_x0000_s1030" alt="" style="position:absolute;left:0;text-align:left;z-index:251660288;visibility:visible;mso-wrap-edited:f;mso-width-percent:0;mso-height-percent:0;mso-width-percent:0;mso-height-percent:0" from="147.15pt,2.85pt" to="306.85pt,2.85pt"/>
         </w:pict>
       </w:r>
     </w:p>
     <w:p>
       <w:pPr>
-        <w:spacing w:before="0"/>
+        <w:spacing w:before="0" w:line="300" w:lineRule="auto"/>
         <w:ind w:firstLine="0"/>
         <w:jc w:val="right"/>
         <w:rPr>
@@ -168,7 +170,7 @@
       <w:pPr>
         <w:keepNext/>
         <w:keepLines/>
-        <w:spacing w:before="480" w:line="276" w:lineRule="auto"/>
+        <w:spacing w:before="0" w:line="300" w:lineRule="auto"/>
         <w:ind w:left="11" w:hanging="11"/>
         <w:jc w:val="center"/>
         <w:outlineLvl w:val="0"/>
@@ -195,7 +197,7 @@
     </w:p>
     <w:p>
       <w:pPr>
-        <w:spacing w:before="240" w:after="120" w:line="312" w:lineRule="auto"/>
+        <w:spacing w:before="0" w:line="300" w:lineRule="auto"/>
         <w:ind w:firstLine="0"/>
         <w:jc w:val="center"/>
         <w:rPr>
@@ -237,7 +239,7 @@
           <w:tab w:val="left" w:leader="dot" w:pos="7513"/>
           <w:tab w:val="left" w:leader="dot" w:pos="9072"/>
         </w:tabs>
-        <w:spacing w:after="80"/>
+        <w:spacing w:before="0" w:line="300" w:lineRule="auto"/>
         <w:ind w:firstLine="709"/>
         <w:rPr>
           <w:sz w:val="28"/>
@@ -298,7 +300,7 @@
           <w:tab w:val="left" w:leader="dot" w:pos="6300"/>
           <w:tab w:val="left" w:leader="dot" w:pos="9072"/>
         </w:tabs>
-        <w:spacing w:after="80"/>
+        <w:spacing w:before="0" w:line="300" w:lineRule="auto"/>
         <w:ind w:firstLine="709"/>
         <w:rPr>
           <w:sz w:val="28"/>
@@ -323,7 +325,7 @@
           <w:tab w:val="left" w:leader="dot" w:pos="3600"/>
           <w:tab w:val="left" w:leader="dot" w:pos="9072"/>
         </w:tabs>
-        <w:spacing w:after="80"/>
+        <w:spacing w:before="0" w:line="300" w:lineRule="auto"/>
         <w:ind w:firstLine="709"/>
         <w:rPr>
           <w:sz w:val="28"/>
@@ -361,7 +363,7 @@
           <w:tab w:val="right" w:pos="9072"/>
         </w:tabs>
         <w:suppressAutoHyphens/>
-        <w:spacing w:after="80" w:line="340" w:lineRule="exact"/>
+        <w:spacing w:before="0" w:line="300" w:lineRule="auto"/>
         <w:ind w:left="709" w:firstLine="0"/>
         <w:rPr>
           <w:sz w:val="28"/>
@@ -419,7 +421,7 @@
                 <w:tab w:val="right" w:pos="9072"/>
               </w:tabs>
               <w:suppressAutoHyphens/>
-              <w:spacing w:after="80" w:line="340" w:lineRule="exact"/>
+              <w:spacing w:before="0" w:line="300" w:lineRule="auto"/>
               <w:ind w:left="709" w:firstLine="0"/>
               <w:rPr>
                 <w:sz w:val="28"/>
@@ -452,7 +454,7 @@
                 <w:szCs w:val="20"/>
                 <w:lang w:eastAsia="zh-CN"/>
               </w:rPr>
-              <w:pict w14:anchorId="7CA0EDB2">
+              <w:pict w14:anchorId="3BB88DE6">
                 <v:rect id="Rectangle 1995770049" o:spid="_x0000_s1029" alt="" style="position:absolute;left:0;text-align:left;margin-left:3.4pt;margin-top:5.6pt;width:16.6pt;height:15.9pt;z-index:251661312;visibility:visible;mso-wrap-style:square;mso-wrap-edited:f;mso-width-percent:0;mso-height-percent:0;mso-position-horizontal-relative:text;mso-position-vertical-relative:text;mso-width-percent:0;mso-height-percent:0;v-text-anchor:top">
                   <v:textbox>
                     <w:txbxContent>
@@ -490,7 +492,7 @@
                 <w:tab w:val="right" w:pos="9072"/>
               </w:tabs>
               <w:suppressAutoHyphens/>
-              <w:spacing w:after="80" w:line="340" w:lineRule="exact"/>
+              <w:spacing w:before="0" w:line="300" w:lineRule="auto"/>
               <w:ind w:left="709" w:firstLine="0"/>
               <w:rPr>
                 <w:sz w:val="28"/>
@@ -506,7 +508,7 @@
                 <w:szCs w:val="20"/>
                 <w:lang w:eastAsia="zh-CN"/>
               </w:rPr>
-              <w:pict w14:anchorId="5E026A1E">
+              <w:pict w14:anchorId="60A2B54F">
                 <v:rect id="Rectangle 1555519943" o:spid="_x0000_s1028" alt="" style="position:absolute;left:0;text-align:left;margin-left:4.4pt;margin-top:5.6pt;width:16.6pt;height:15.9pt;z-index:251662336;visibility:visible;mso-wrap-edited:f;mso-width-percent:0;mso-height-percent:0;mso-position-horizontal-relative:text;mso-position-vertical-relative:text;mso-width-percent:0;mso-height-percent:0"/>
               </w:pict>
             </w:r>
@@ -537,7 +539,7 @@
           <w:tab w:val="right" w:pos="9072"/>
         </w:tabs>
         <w:suppressAutoHyphens/>
-        <w:spacing w:after="80" w:line="340" w:lineRule="exact"/>
+        <w:spacing w:before="0" w:line="300" w:lineRule="auto"/>
         <w:ind w:left="709" w:firstLine="0"/>
         <w:rPr>
           <w:sz w:val="28"/>
@@ -568,7 +570,7 @@
         <w:tabs>
           <w:tab w:val="left" w:leader="dot" w:pos="9072"/>
         </w:tabs>
-        <w:spacing w:after="80"/>
+        <w:spacing w:before="0" w:line="300" w:lineRule="auto"/>
         <w:ind w:firstLine="709"/>
         <w:rPr>
           <w:sz w:val="28"/>
@@ -590,7 +592,7 @@
         <w:tabs>
           <w:tab w:val="left" w:leader="dot" w:pos="9072"/>
         </w:tabs>
-        <w:spacing w:after="80"/>
+        <w:spacing w:before="0" w:line="300" w:lineRule="auto"/>
         <w:ind w:firstLine="709"/>
         <w:rPr>
           <w:sz w:val="28"/>
@@ -629,7 +631,7 @@
         <w:tabs>
           <w:tab w:val="left" w:leader="dot" w:pos="9072"/>
         </w:tabs>
-        <w:spacing w:after="80"/>
+        <w:spacing w:before="0" w:line="300" w:lineRule="auto"/>
         <w:ind w:firstLine="709"/>
         <w:rPr>
           <w:sz w:val="28"/>
@@ -649,7 +651,7 @@
         <w:tabs>
           <w:tab w:val="left" w:leader="dot" w:pos="9072"/>
         </w:tabs>
-        <w:spacing w:after="80" w:line="340" w:lineRule="exact"/>
+        <w:spacing w:before="0" w:line="300" w:lineRule="auto"/>
         <w:ind w:firstLine="1418"/>
         <w:rPr>
           <w:sz w:val="28"/>
@@ -669,7 +671,7 @@
         <w:tabs>
           <w:tab w:val="left" w:leader="dot" w:pos="9072"/>
         </w:tabs>
-        <w:spacing w:after="80" w:line="340" w:lineRule="exact"/>
+        <w:spacing w:before="0" w:line="300" w:lineRule="auto"/>
         <w:ind w:firstLine="1418"/>
         <w:rPr>
           <w:sz w:val="28"/>
@@ -689,7 +691,7 @@
         <w:tabs>
           <w:tab w:val="left" w:leader="dot" w:pos="9072"/>
         </w:tabs>
-        <w:spacing w:after="80" w:line="340" w:lineRule="exact"/>
+        <w:spacing w:before="0" w:line="300" w:lineRule="auto"/>
         <w:ind w:firstLine="1418"/>
         <w:rPr>
           <w:sz w:val="28"/>
@@ -709,7 +711,7 @@
         <w:tabs>
           <w:tab w:val="left" w:leader="dot" w:pos="9072"/>
         </w:tabs>
-        <w:spacing w:after="80"/>
+        <w:spacing w:before="0" w:line="300" w:lineRule="auto"/>
         <w:ind w:firstLine="709"/>
         <w:rPr>
           <w:sz w:val="28"/>
@@ -729,7 +731,7 @@
         <w:tabs>
           <w:tab w:val="left" w:leader="dot" w:pos="9072"/>
         </w:tabs>
-        <w:spacing w:after="80" w:line="340" w:lineRule="exact"/>
+        <w:spacing w:before="0" w:line="300" w:lineRule="auto"/>
         <w:ind w:firstLine="1418"/>
         <w:rPr>
           <w:sz w:val="28"/>
@@ -749,7 +751,7 @@
         <w:tabs>
           <w:tab w:val="left" w:leader="dot" w:pos="9072"/>
         </w:tabs>
-        <w:spacing w:after="80" w:line="340" w:lineRule="exact"/>
+        <w:spacing w:before="0" w:line="300" w:lineRule="auto"/>
         <w:ind w:firstLine="1418"/>
         <w:rPr>
           <w:sz w:val="28"/>
@@ -769,7 +771,7 @@
         <w:tabs>
           <w:tab w:val="left" w:leader="dot" w:pos="9072"/>
         </w:tabs>
-        <w:spacing w:after="80" w:line="340" w:lineRule="exact"/>
+        <w:spacing w:before="0" w:line="300" w:lineRule="auto"/>
         <w:ind w:firstLine="1418"/>
         <w:rPr>
           <w:sz w:val="28"/>
@@ -790,7 +792,7 @@
           <w:tab w:val="left" w:leader="dot" w:pos="4678"/>
           <w:tab w:val="left" w:leader="dot" w:pos="9072"/>
         </w:tabs>
-        <w:spacing w:after="180"/>
+        <w:spacing w:before="0" w:line="300" w:lineRule="auto"/>
         <w:ind w:firstLine="709"/>
         <w:jc w:val="left"/>
         <w:rPr>
@@ -882,7 +884,7 @@
         <w:tabs>
           <w:tab w:val="left" w:leader="dot" w:pos="4111"/>
         </w:tabs>
-        <w:spacing w:before="360" w:after="120" w:line="312" w:lineRule="auto"/>
+        <w:spacing w:before="0" w:line="300" w:lineRule="auto"/>
         <w:ind w:firstLine="0"/>
         <w:jc w:val="center"/>
         <w:rPr>
@@ -907,7 +909,7 @@
         <w:tabs>
           <w:tab w:val="left" w:leader="dot" w:pos="9072"/>
         </w:tabs>
-        <w:spacing w:line="312" w:lineRule="auto"/>
+        <w:spacing w:before="0" w:line="300" w:lineRule="auto"/>
         <w:ind w:firstLine="709"/>
         <w:rPr>
           <w:b/>
@@ -968,7 +970,7 @@
     </w:p>
     <w:p>
       <w:pPr>
-        <w:spacing w:before="0" w:line="259" w:lineRule="auto"/>
+        <w:spacing w:before="0" w:line="300" w:lineRule="auto"/>
         <w:ind w:firstLine="0"/>
         <w:jc w:val="left"/>
         <w:rPr>
@@ -993,7 +995,7 @@
         <w:tabs>
           <w:tab w:val="left" w:leader="dot" w:pos="9072"/>
         </w:tabs>
-        <w:spacing w:before="240" w:after="120"/>
+        <w:spacing w:before="0" w:line="300" w:lineRule="auto"/>
         <w:ind w:firstLine="709"/>
         <w:rPr>
           <w:b/>
@@ -1018,7 +1020,7 @@
         <w:tabs>
           <w:tab w:val="left" w:leader="dot" w:pos="9072"/>
         </w:tabs>
-        <w:spacing w:before="180" w:after="180"/>
+        <w:spacing w:before="0" w:line="300" w:lineRule="auto"/>
         <w:ind w:firstLine="709"/>
         <w:rPr>
           <w:sz w:val="28"/>
@@ -1038,7 +1040,7 @@
         <w:tabs>
           <w:tab w:val="left" w:leader="dot" w:pos="9072"/>
         </w:tabs>
-        <w:spacing w:before="180" w:after="180"/>
+        <w:spacing w:before="0" w:line="300" w:lineRule="auto"/>
         <w:ind w:firstLine="709"/>
         <w:rPr>
           <w:sz w:val="28"/>
@@ -1058,7 +1060,7 @@
         <w:tabs>
           <w:tab w:val="left" w:leader="dot" w:pos="9072"/>
         </w:tabs>
-        <w:spacing w:before="180" w:after="180"/>
+        <w:spacing w:before="0" w:line="300" w:lineRule="auto"/>
         <w:ind w:firstLine="709"/>
         <w:rPr>
           <w:sz w:val="28"/>
@@ -1079,7 +1081,7 @@
           <w:tab w:val="left" w:pos="5760"/>
           <w:tab w:val="left" w:leader="dot" w:pos="9072"/>
         </w:tabs>
-        <w:spacing w:before="180" w:after="180"/>
+        <w:spacing w:before="0" w:line="300" w:lineRule="auto"/>
         <w:ind w:firstLine="709"/>
         <w:rPr>
           <w:sz w:val="28"/>
@@ -1170,7 +1172,7 @@
           <w:tab w:val="left" w:pos="5760"/>
           <w:tab w:val="left" w:leader="dot" w:pos="9072"/>
         </w:tabs>
-        <w:spacing w:before="180" w:after="180"/>
+        <w:spacing w:before="0" w:line="300" w:lineRule="auto"/>
         <w:ind w:firstLine="709"/>
         <w:jc w:val="left"/>
         <w:rPr>
@@ -1268,7 +1270,7 @@
         <w:tabs>
           <w:tab w:val="left" w:leader="dot" w:pos="9072"/>
         </w:tabs>
-        <w:spacing w:before="240" w:after="120"/>
+        <w:spacing w:before="0" w:line="300" w:lineRule="auto"/>
         <w:ind w:firstLine="709"/>
         <w:rPr>
           <w:b/>
@@ -1339,7 +1341,7 @@
                 <w:tab w:val="left" w:leader="dot" w:pos="9072"/>
               </w:tabs>
               <w:suppressAutoHyphens/>
-              <w:spacing w:before="0"/>
+              <w:spacing w:before="0" w:line="300" w:lineRule="auto"/>
               <w:ind w:firstLine="0"/>
               <w:jc w:val="center"/>
               <w:rPr>
@@ -1376,7 +1378,7 @@
                 <w:tab w:val="left" w:leader="dot" w:pos="9072"/>
               </w:tabs>
               <w:suppressAutoHyphens/>
-              <w:spacing w:before="0"/>
+              <w:spacing w:before="0" w:line="300" w:lineRule="auto"/>
               <w:ind w:firstLine="0"/>
               <w:jc w:val="center"/>
               <w:rPr>
@@ -1414,7 +1416,7 @@
                 <w:tab w:val="left" w:leader="dot" w:pos="9072"/>
               </w:tabs>
               <w:suppressAutoHyphens/>
-              <w:spacing w:before="0"/>
+              <w:spacing w:before="0" w:line="300" w:lineRule="auto"/>
               <w:ind w:firstLine="0"/>
               <w:jc w:val="center"/>
               <w:rPr>
@@ -1461,7 +1463,7 @@
                 <w:tab w:val="left" w:leader="dot" w:pos="9072"/>
               </w:tabs>
               <w:suppressAutoHyphens/>
-              <w:spacing w:before="0"/>
+              <w:spacing w:before="0" w:line="300" w:lineRule="auto"/>
               <w:ind w:firstLine="0"/>
               <w:jc w:val="center"/>
               <w:rPr>
@@ -1528,6 +1530,7 @@
               </w:tabs>
               <w:suppressAutoHyphens/>
               <w:snapToGrid w:val="0"/>
+              <w:spacing w:before="0" w:line="300" w:lineRule="auto"/>
               <w:ind w:firstLine="567"/>
               <w:rPr>
                 <w:sz w:val="28"/>
@@ -1568,6 +1571,7 @@
               </w:tabs>
               <w:suppressAutoHyphens/>
               <w:snapToGrid w:val="0"/>
+              <w:spacing w:before="0" w:line="300" w:lineRule="auto"/>
               <w:ind w:firstLine="567"/>
               <w:rPr>
                 <w:sz w:val="28"/>
@@ -1601,6 +1605,7 @@
               </w:tabs>
               <w:suppressAutoHyphens/>
               <w:snapToGrid w:val="0"/>
+              <w:spacing w:before="0" w:line="300" w:lineRule="auto"/>
               <w:ind w:firstLine="567"/>
               <w:rPr>
                 <w:sz w:val="28"/>
@@ -1634,6 +1639,7 @@
               </w:tabs>
               <w:suppressAutoHyphens/>
               <w:snapToGrid w:val="0"/>
+              <w:spacing w:before="0" w:line="300" w:lineRule="auto"/>
               <w:ind w:firstLine="567"/>
               <w:rPr>
                 <w:sz w:val="28"/>
@@ -1657,7 +1663,7 @@
         <w:tabs>
           <w:tab w:val="left" w:leader="dot" w:pos="9072"/>
         </w:tabs>
-        <w:spacing w:before="240" w:after="120"/>
+        <w:spacing w:before="0" w:line="300" w:lineRule="auto"/>
         <w:ind w:firstLine="0"/>
         <w:rPr>
           <w:sz w:val="28"/>
@@ -1670,7 +1676,7 @@
         <w:tabs>
           <w:tab w:val="left" w:leader="dot" w:pos="9072"/>
         </w:tabs>
-        <w:spacing w:before="240" w:after="120"/>
+        <w:spacing w:before="0" w:line="300" w:lineRule="auto"/>
         <w:ind w:firstLine="567"/>
         <w:rPr>
           <w:sz w:val="28"/>
@@ -1699,7 +1705,7 @@
         <w:tabs>
           <w:tab w:val="left" w:leader="dot" w:pos="9072"/>
         </w:tabs>
-        <w:spacing w:before="180" w:after="180"/>
+        <w:spacing w:before="0" w:line="300" w:lineRule="auto"/>
         <w:ind w:firstLine="567"/>
         <w:rPr>
           <w:sz w:val="28"/>
@@ -1742,6 +1748,7 @@
           <w:tab w:val="left" w:leader="dot" w:pos="9072"/>
         </w:tabs>
         <w:suppressAutoHyphens/>
+        <w:spacing w:before="0" w:line="300" w:lineRule="auto"/>
         <w:ind w:firstLine="567"/>
         <w:rPr>
           <w:sz w:val="28"/>
@@ -1779,7 +1786,7 @@
     <w:p>
       <w:pPr>
         <w:suppressAutoHyphens/>
-        <w:spacing w:after="120"/>
+        <w:spacing w:before="0" w:line="300" w:lineRule="auto"/>
         <w:ind w:firstLine="567"/>
         <w:rPr>
           <w:sz w:val="28"/>
@@ -1799,7 +1806,7 @@
         <w:tabs>
           <w:tab w:val="left" w:leader="dot" w:pos="9072"/>
         </w:tabs>
-        <w:spacing w:after="80" w:line="340" w:lineRule="exact"/>
+        <w:spacing w:before="0" w:line="300" w:lineRule="auto"/>
         <w:ind w:firstLine="1134"/>
         <w:rPr>
           <w:sz w:val="28"/>
@@ -1827,7 +1834,7 @@
         <w:tabs>
           <w:tab w:val="left" w:leader="dot" w:pos="9072"/>
         </w:tabs>
-        <w:spacing w:after="80" w:line="340" w:lineRule="exact"/>
+        <w:spacing w:before="0" w:line="300" w:lineRule="auto"/>
         <w:ind w:firstLine="1134"/>
         <w:rPr>
           <w:sz w:val="28"/>
@@ -1847,7 +1854,7 @@
         <w:tabs>
           <w:tab w:val="left" w:leader="dot" w:pos="9072"/>
         </w:tabs>
-        <w:spacing w:after="80" w:line="340" w:lineRule="exact"/>
+        <w:spacing w:before="0" w:line="300" w:lineRule="auto"/>
         <w:ind w:firstLine="1134"/>
         <w:rPr>
           <w:sz w:val="28"/>
@@ -1869,7 +1876,7 @@
           <w:tab w:val="left" w:leader="dot" w:pos="9072"/>
         </w:tabs>
         <w:suppressAutoHyphens/>
-        <w:spacing w:after="120"/>
+        <w:spacing w:before="0" w:line="300" w:lineRule="auto"/>
         <w:ind w:firstLine="567"/>
         <w:rPr>
           <w:sz w:val="28"/>
@@ -2004,7 +2011,7 @@
           <w:tab w:val="left" w:leader="dot" w:pos="5529"/>
         </w:tabs>
         <w:suppressAutoHyphens/>
-        <w:spacing w:after="120"/>
+        <w:spacing w:before="0" w:line="300" w:lineRule="auto"/>
         <w:ind w:firstLine="567"/>
         <w:rPr>
           <w:sz w:val="28"/>
@@ -2068,7 +2075,7 @@
           <w:tab w:val="left" w:leader="dot" w:pos="9072"/>
         </w:tabs>
         <w:suppressAutoHyphens/>
-        <w:spacing w:after="120"/>
+        <w:spacing w:before="0" w:line="300" w:lineRule="auto"/>
         <w:ind w:firstLine="567"/>
         <w:rPr>
           <w:sz w:val="28"/>
@@ -2095,7 +2102,7 @@
         <w:tabs>
           <w:tab w:val="left" w:leader="dot" w:pos="9072"/>
         </w:tabs>
-        <w:spacing w:before="0" w:after="240"/>
+        <w:spacing w:before="0" w:line="300" w:lineRule="auto"/>
         <w:ind w:firstLine="567"/>
         <w:rPr>
           <w:sz w:val="28"/>
@@ -2168,7 +2175,7 @@
               <w:widowControl w:val="0"/>
               <w:autoSpaceDE w:val="0"/>
               <w:autoSpaceDN w:val="0"/>
-              <w:spacing w:before="0"/>
+              <w:spacing w:before="0" w:line="300" w:lineRule="auto"/>
               <w:ind w:firstLine="0"/>
               <w:jc w:val="center"/>
               <w:rPr>
@@ -2195,7 +2202,7 @@
               <w:widowControl w:val="0"/>
               <w:autoSpaceDE w:val="0"/>
               <w:autoSpaceDN w:val="0"/>
-              <w:spacing w:before="0" w:line="259" w:lineRule="auto"/>
+              <w:spacing w:before="0" w:line="300" w:lineRule="auto"/>
               <w:ind w:left="254" w:right="115" w:hanging="113"/>
               <w:jc w:val="center"/>
               <w:rPr>
@@ -2255,7 +2262,7 @@
               <w:widowControl w:val="0"/>
               <w:autoSpaceDE w:val="0"/>
               <w:autoSpaceDN w:val="0"/>
-              <w:spacing w:before="0" w:line="312" w:lineRule="exact"/>
+              <w:spacing w:before="0" w:line="300" w:lineRule="auto"/>
               <w:ind w:left="145" w:firstLine="0"/>
               <w:jc w:val="center"/>
               <w:rPr>
@@ -2327,7 +2334,7 @@
               <w:widowControl w:val="0"/>
               <w:autoSpaceDE w:val="0"/>
               <w:autoSpaceDN w:val="0"/>
-              <w:spacing w:before="0" w:line="259" w:lineRule="auto"/>
+              <w:spacing w:before="0" w:line="300" w:lineRule="auto"/>
               <w:ind w:left="101" w:right="93" w:firstLine="0"/>
               <w:jc w:val="center"/>
               <w:rPr>
@@ -2405,7 +2412,7 @@
           </w:tcPr>
           <w:p>
             <w:pPr>
-              <w:spacing w:before="0" w:after="160" w:line="259" w:lineRule="auto"/>
+              <w:spacing w:before="0" w:line="300" w:lineRule="auto"/>
               <w:ind w:firstLine="0"/>
               <w:jc w:val="center"/>
               <w:rPr>
@@ -2428,7 +2435,7 @@
           </w:tcPr>
           <w:p>
             <w:pPr>
-              <w:spacing w:before="0" w:after="160" w:line="259" w:lineRule="auto"/>
+              <w:spacing w:before="0" w:line="300" w:lineRule="auto"/>
               <w:ind w:firstLine="0"/>
               <w:jc w:val="center"/>
               <w:rPr>
@@ -2455,7 +2462,7 @@
               <w:widowControl w:val="0"/>
               <w:autoSpaceDE w:val="0"/>
               <w:autoSpaceDN w:val="0"/>
-              <w:spacing w:before="0" w:line="259" w:lineRule="auto"/>
+              <w:spacing w:before="0" w:line="300" w:lineRule="auto"/>
               <w:ind w:left="19" w:right="8" w:firstLine="0"/>
               <w:jc w:val="center"/>
               <w:rPr>
@@ -2490,7 +2497,7 @@
               <w:widowControl w:val="0"/>
               <w:autoSpaceDE w:val="0"/>
               <w:autoSpaceDN w:val="0"/>
-              <w:spacing w:before="1" w:line="256" w:lineRule="auto"/>
+              <w:spacing w:before="0" w:line="300" w:lineRule="auto"/>
               <w:ind w:left="16" w:right="10" w:firstLine="0"/>
               <w:jc w:val="center"/>
               <w:rPr>
@@ -2538,7 +2545,7 @@
               <w:widowControl w:val="0"/>
               <w:autoSpaceDE w:val="0"/>
               <w:autoSpaceDN w:val="0"/>
-              <w:spacing w:before="0" w:line="256" w:lineRule="auto"/>
+              <w:spacing w:before="0" w:line="300" w:lineRule="auto"/>
               <w:ind w:left="225" w:right="190" w:firstLine="0"/>
               <w:jc w:val="center"/>
               <w:rPr>
@@ -2569,7 +2576,7 @@
               <w:widowControl w:val="0"/>
               <w:autoSpaceDE w:val="0"/>
               <w:autoSpaceDN w:val="0"/>
-              <w:spacing w:before="0" w:line="256" w:lineRule="auto"/>
+              <w:spacing w:before="0" w:line="300" w:lineRule="auto"/>
               <w:ind w:left="14" w:right="-4" w:hanging="14"/>
               <w:jc w:val="center"/>
               <w:rPr>
@@ -2623,7 +2630,7 @@
           </w:tcPr>
           <w:p>
             <w:pPr>
-              <w:spacing w:before="0" w:after="160" w:line="259" w:lineRule="auto"/>
+              <w:spacing w:before="0" w:line="300" w:lineRule="auto"/>
               <w:ind w:firstLine="0"/>
               <w:jc w:val="center"/>
               <w:rPr>
@@ -2650,7 +2657,7 @@
               <w:widowControl w:val="0"/>
               <w:autoSpaceDE w:val="0"/>
               <w:autoSpaceDN w:val="0"/>
-              <w:spacing w:before="0"/>
+              <w:spacing w:before="0" w:line="300" w:lineRule="auto"/>
               <w:ind w:firstLine="0"/>
               <w:jc w:val="center"/>
               <w:rPr>
@@ -2669,7 +2676,7 @@
               <w:widowControl w:val="0"/>
               <w:autoSpaceDE w:val="0"/>
               <w:autoSpaceDN w:val="0"/>
-              <w:spacing w:before="0"/>
+              <w:spacing w:before="0" w:line="300" w:lineRule="auto"/>
               <w:ind w:firstLine="0"/>
               <w:jc w:val="center"/>
               <w:rPr>
@@ -2691,7 +2698,7 @@
               <w:widowControl w:val="0"/>
               <w:autoSpaceDE w:val="0"/>
               <w:autoSpaceDN w:val="0"/>
-              <w:spacing w:before="0"/>
+              <w:spacing w:before="0" w:line="300" w:lineRule="auto"/>
               <w:ind w:firstLine="0"/>
               <w:jc w:val="center"/>
               <w:rPr>
@@ -2713,7 +2720,7 @@
               <w:widowControl w:val="0"/>
               <w:autoSpaceDE w:val="0"/>
               <w:autoSpaceDN w:val="0"/>
-              <w:spacing w:before="0"/>
+              <w:spacing w:before="0" w:line="300" w:lineRule="auto"/>
               <w:ind w:firstLine="0"/>
               <w:jc w:val="center"/>
               <w:rPr>
@@ -2735,7 +2742,7 @@
               <w:widowControl w:val="0"/>
               <w:autoSpaceDE w:val="0"/>
               <w:autoSpaceDN w:val="0"/>
-              <w:spacing w:before="0"/>
+              <w:spacing w:before="0" w:line="300" w:lineRule="auto"/>
               <w:ind w:firstLine="0"/>
               <w:jc w:val="center"/>
               <w:rPr>
@@ -2754,7 +2761,7 @@
               <w:widowControl w:val="0"/>
               <w:autoSpaceDE w:val="0"/>
               <w:autoSpaceDN w:val="0"/>
-              <w:spacing w:before="0"/>
+              <w:spacing w:before="0" w:line="300" w:lineRule="auto"/>
               <w:ind w:firstLine="0"/>
               <w:jc w:val="center"/>
               <w:rPr>
@@ -2770,7 +2777,7 @@
         <w:tabs>
           <w:tab w:val="left" w:leader="dot" w:pos="9072"/>
         </w:tabs>
-        <w:spacing w:before="240" w:after="120" w:line="312" w:lineRule="auto"/>
+        <w:spacing w:before="0" w:line="300" w:lineRule="auto"/>
         <w:ind w:firstLine="709"/>
         <w:rPr>
           <w:sz w:val="28"/>
@@ -2839,7 +2846,7 @@
               <w:tabs>
                 <w:tab w:val="left" w:leader="dot" w:pos="9072"/>
               </w:tabs>
-              <w:spacing w:before="0" w:line="312" w:lineRule="auto"/>
+              <w:spacing w:before="0" w:line="300" w:lineRule="auto"/>
               <w:ind w:firstLine="426"/>
               <w:rPr>
                 <w:sz w:val="28"/>
@@ -2854,7 +2861,7 @@
                 <w:szCs w:val="20"/>
                 <w:lang w:eastAsia="zh-CN"/>
               </w:rPr>
-              <w:pict w14:anchorId="34B5F2DE">
+              <w:pict w14:anchorId="5C35E651">
                 <v:rect id="Rectangle 1780459115" o:spid="_x0000_s1027" alt="" style="position:absolute;left:0;text-align:left;margin-left:152.05pt;margin-top:-.95pt;width:18pt;height:17.25pt;z-index:251664384;visibility:visible;mso-wrap-edited:f;mso-width-percent:0;mso-height-percent:0;mso-width-percent:0;mso-height-percent:0"/>
               </w:pict>
             </w:r>
@@ -2866,7 +2873,7 @@
                 <w:szCs w:val="20"/>
                 <w:lang w:eastAsia="zh-CN"/>
               </w:rPr>
-              <w:pict w14:anchorId="2CE42DC1">
+              <w:pict w14:anchorId="43DFBFB6">
                 <v:rect id="Rectangle 1225139528" o:spid="_x0000_s1026" alt="" style="position:absolute;left:0;text-align:left;margin-left:-1.55pt;margin-top:-.95pt;width:18pt;height:17.25pt;z-index:251663360;visibility:visible;mso-wrap-style:square;mso-wrap-edited:f;mso-width-percent:0;mso-height-percent:0;mso-width-percent:0;mso-height-percent:0;v-text-anchor:top">
                   <v:textbox>
                     <w:txbxContent>
@@ -2877,6 +2884,9 @@
                         <w:r>
                           <w:t>xx</w:t>
                         </w:r>
+                        <w:r>
+                          <w:t xml:space="preserve">xxxXX </w:t>
+                        </w:r>
                       </w:p>
                     </w:txbxContent>
                   </v:textbox>
@@ -2901,7 +2911,7 @@
               <w:tabs>
                 <w:tab w:val="left" w:leader="dot" w:pos="9072"/>
               </w:tabs>
-              <w:spacing w:before="0" w:line="312" w:lineRule="auto"/>
+              <w:spacing w:before="0" w:line="300" w:lineRule="auto"/>
               <w:ind w:firstLine="448"/>
               <w:rPr>
                 <w:sz w:val="28"/>
@@ -2921,7 +2931,7 @@
     </w:tbl>
     <w:p>
       <w:pPr>
-        <w:spacing w:after="240"/>
+        <w:spacing w:before="0" w:line="300" w:lineRule="auto"/>
         <w:rPr>
           <w:rFonts w:ascii="Times New Roman Bold" w:hAnsi="Times New Roman Bold"/>
           <w:spacing w:val="4"/>
@@ -3140,7 +3150,7 @@
           </w:tcPr>
           <w:p>
             <w:pPr>
-              <w:spacing w:before="0"/>
+              <w:spacing w:before="0" w:line="300" w:lineRule="auto"/>
               <w:ind w:firstLine="0"/>
               <w:jc w:val="center"/>
               <w:rPr>
@@ -3165,7 +3175,7 @@
           </w:tcPr>
           <w:p>
             <w:pPr>
-              <w:spacing w:before="0"/>
+              <w:spacing w:before="0" w:line="300" w:lineRule="auto"/>
               <w:ind w:firstLine="0"/>
               <w:jc w:val="center"/>
               <w:rPr>
@@ -3190,7 +3200,7 @@
           </w:tcPr>
           <w:p>
             <w:pPr>
-              <w:spacing w:before="0"/>
+              <w:spacing w:before="0" w:line="300" w:lineRule="auto"/>
               <w:ind w:firstLine="0"/>
               <w:jc w:val="center"/>
               <w:rPr>
@@ -3215,7 +3225,7 @@
           </w:tcPr>
           <w:p>
             <w:pPr>
-              <w:spacing w:before="0"/>
+              <w:spacing w:before="0" w:line="300" w:lineRule="auto"/>
               <w:ind w:firstLine="0"/>
               <w:jc w:val="center"/>
               <w:rPr>
@@ -3240,7 +3250,7 @@
           </w:tcPr>
           <w:p>
             <w:pPr>
-              <w:spacing w:before="0"/>
+              <w:spacing w:before="0" w:line="300" w:lineRule="auto"/>
               <w:ind w:firstLine="0"/>
               <w:jc w:val="center"/>
               <w:rPr>
@@ -3265,7 +3275,7 @@
           </w:tcPr>
           <w:p>
             <w:pPr>
-              <w:spacing w:before="0"/>
+              <w:spacing w:before="0" w:line="300" w:lineRule="auto"/>
               <w:ind w:firstLine="0"/>
               <w:jc w:val="center"/>
               <w:rPr>
@@ -3290,7 +3300,7 @@
           </w:tcPr>
           <w:p>
             <w:pPr>
-              <w:spacing w:before="0"/>
+              <w:spacing w:before="0" w:line="300" w:lineRule="auto"/>
               <w:ind w:firstLine="0"/>
               <w:jc w:val="center"/>
               <w:rPr>
@@ -3315,7 +3325,7 @@
           </w:tcPr>
           <w:p>
             <w:pPr>
-              <w:spacing w:before="0"/>
+              <w:spacing w:before="0" w:line="300" w:lineRule="auto"/>
               <w:ind w:firstLine="0"/>
               <w:jc w:val="center"/>
               <w:rPr>
@@ -3340,7 +3350,7 @@
           </w:tcPr>
           <w:p>
             <w:pPr>
-              <w:spacing w:before="0"/>
+              <w:spacing w:before="0" w:line="300" w:lineRule="auto"/>
               <w:ind w:firstLine="0"/>
               <w:jc w:val="center"/>
               <w:rPr>
@@ -3360,7 +3370,7 @@
           </w:p>
           <w:p>
             <w:pPr>
-              <w:spacing w:before="0"/>
+              <w:spacing w:before="0" w:line="300" w:lineRule="auto"/>
               <w:ind w:firstLine="0"/>
               <w:jc w:val="center"/>
               <w:rPr>
@@ -3385,7 +3395,7 @@
           </w:tcPr>
           <w:p>
             <w:pPr>
-              <w:spacing w:before="0"/>
+              <w:spacing w:before="0" w:line="300" w:lineRule="auto"/>
               <w:ind w:firstLine="0"/>
               <w:jc w:val="center"/>
               <w:rPr>
@@ -3412,7 +3422,7 @@
           </w:tcPr>
           <w:p>
             <w:pPr>
-              <w:spacing w:before="0"/>
+              <w:spacing w:before="0" w:line="300" w:lineRule="auto"/>
               <w:ind w:firstLine="0"/>
               <w:jc w:val="center"/>
               <w:rPr>
@@ -3437,7 +3447,7 @@
           </w:tcPr>
           <w:p>
             <w:pPr>
-              <w:spacing w:before="0"/>
+              <w:spacing w:before="0" w:line="300" w:lineRule="auto"/>
               <w:ind w:firstLine="0"/>
               <w:jc w:val="center"/>
               <w:rPr>
@@ -3462,7 +3472,7 @@
           </w:tcPr>
           <w:p>
             <w:pPr>
-              <w:spacing w:before="0"/>
+              <w:spacing w:before="0" w:line="300" w:lineRule="auto"/>
               <w:ind w:firstLine="0"/>
               <w:jc w:val="center"/>
               <w:rPr>
@@ -3487,7 +3497,7 @@
           </w:tcPr>
           <w:p>
             <w:pPr>
-              <w:spacing w:before="0"/>
+              <w:spacing w:before="0" w:line="300" w:lineRule="auto"/>
               <w:ind w:firstLine="0"/>
               <w:jc w:val="center"/>
               <w:rPr>
@@ -3512,7 +3522,7 @@
           </w:tcPr>
           <w:p>
             <w:pPr>
-              <w:spacing w:before="0"/>
+              <w:spacing w:before="0" w:line="300" w:lineRule="auto"/>
               <w:ind w:firstLine="0"/>
               <w:jc w:val="center"/>
               <w:rPr>
@@ -3537,7 +3547,7 @@
           </w:tcPr>
           <w:p>
             <w:pPr>
-              <w:spacing w:before="0"/>
+              <w:spacing w:before="0" w:line="300" w:lineRule="auto"/>
               <w:ind w:firstLine="0"/>
               <w:jc w:val="center"/>
               <w:rPr>
@@ -3562,7 +3572,7 @@
           </w:tcPr>
           <w:p>
             <w:pPr>
-              <w:spacing w:before="0"/>
+              <w:spacing w:before="0" w:line="300" w:lineRule="auto"/>
               <w:ind w:firstLine="0"/>
               <w:jc w:val="center"/>
               <w:rPr>
@@ -3587,7 +3597,7 @@
           </w:tcPr>
           <w:p>
             <w:pPr>
-              <w:spacing w:before="0"/>
+              <w:spacing w:before="0" w:line="300" w:lineRule="auto"/>
               <w:ind w:firstLine="0"/>
               <w:jc w:val="center"/>
               <w:rPr>
@@ -3616,7 +3626,7 @@
                 <w:tab w:val="left" w:pos="645"/>
                 <w:tab w:val="center" w:pos="742"/>
               </w:tabs>
-              <w:spacing w:before="0"/>
+              <w:spacing w:before="0" w:line="300" w:lineRule="auto"/>
               <w:ind w:firstLine="0"/>
               <w:jc w:val="center"/>
               <w:rPr>
@@ -3641,7 +3651,7 @@
           </w:tcPr>
           <w:p>
             <w:pPr>
-              <w:spacing w:before="0"/>
+              <w:spacing w:before="0" w:line="300" w:lineRule="auto"/>
               <w:ind w:firstLine="0"/>
               <w:jc w:val="center"/>
               <w:rPr>
@@ -3668,7 +3678,7 @@
           </w:tcPr>
           <w:p>
             <w:pPr>
-              <w:spacing w:before="0"/>
+              <w:spacing w:before="0" w:line="300" w:lineRule="auto"/>
               <w:ind w:firstLine="0"/>
               <w:rPr>
                 <w:sz w:val="26"/>
@@ -3683,7 +3693,7 @@
           </w:tcPr>
           <w:p>
             <w:pPr>
-              <w:spacing w:before="0"/>
+              <w:spacing w:before="0" w:line="300" w:lineRule="auto"/>
               <w:ind w:firstLine="0"/>
               <w:rPr>
                 <w:sz w:val="26"/>
@@ -3698,7 +3708,7 @@
           </w:tcPr>
           <w:p>
             <w:pPr>
-              <w:spacing w:before="0"/>
+              <w:spacing w:before="0" w:line="300" w:lineRule="auto"/>
               <w:ind w:firstLine="0"/>
               <w:rPr>
                 <w:sz w:val="26"/>
@@ -3713,7 +3723,7 @@
           </w:tcPr>
           <w:p>
             <w:pPr>
-              <w:spacing w:before="0"/>
+              <w:spacing w:before="0" w:line="300" w:lineRule="auto"/>
               <w:ind w:firstLine="0"/>
               <w:rPr>
                 <w:sz w:val="26"/>
@@ -3728,7 +3738,7 @@
           </w:tcPr>
           <w:p>
             <w:pPr>
-              <w:spacing w:before="0"/>
+              <w:spacing w:before="0" w:line="300" w:lineRule="auto"/>
               <w:ind w:firstLine="0"/>
               <w:rPr>
                 <w:sz w:val="26"/>
@@ -3743,7 +3753,7 @@
           </w:tcPr>
           <w:p>
             <w:pPr>
-              <w:spacing w:before="0"/>
+              <w:spacing w:before="0" w:line="300" w:lineRule="auto"/>
               <w:ind w:firstLine="0"/>
               <w:rPr>
                 <w:sz w:val="26"/>
@@ -3758,7 +3768,7 @@
           </w:tcPr>
           <w:p>
             <w:pPr>
-              <w:spacing w:before="0"/>
+              <w:spacing w:before="0" w:line="300" w:lineRule="auto"/>
               <w:ind w:firstLine="0"/>
               <w:rPr>
                 <w:sz w:val="26"/>
@@ -3773,7 +3783,7 @@
           </w:tcPr>
           <w:p>
             <w:pPr>
-              <w:spacing w:before="0"/>
+              <w:spacing w:before="0" w:line="300" w:lineRule="auto"/>
               <w:ind w:firstLine="0"/>
               <w:rPr>
                 <w:sz w:val="26"/>
@@ -3788,7 +3798,7 @@
           </w:tcPr>
           <w:p>
             <w:pPr>
-              <w:spacing w:before="0"/>
+              <w:spacing w:before="0" w:line="300" w:lineRule="auto"/>
               <w:ind w:firstLine="0"/>
               <w:rPr>
                 <w:sz w:val="26"/>
@@ -3803,7 +3813,7 @@
           </w:tcPr>
           <w:p>
             <w:pPr>
-              <w:spacing w:before="0"/>
+              <w:spacing w:before="0" w:line="300" w:lineRule="auto"/>
               <w:ind w:firstLine="0"/>
               <w:rPr>
                 <w:sz w:val="26"/>
@@ -3820,7 +3830,7 @@
           </w:tcPr>
           <w:p>
             <w:pPr>
-              <w:spacing w:before="0"/>
+              <w:spacing w:before="0" w:line="300" w:lineRule="auto"/>
               <w:ind w:firstLine="0"/>
               <w:rPr>
                 <w:sz w:val="26"/>
@@ -3835,7 +3845,7 @@
           </w:tcPr>
           <w:p>
             <w:pPr>
-              <w:spacing w:before="0"/>
+              <w:spacing w:before="0" w:line="300" w:lineRule="auto"/>
               <w:ind w:firstLine="0"/>
               <w:rPr>
                 <w:sz w:val="26"/>
@@ -3850,7 +3860,7 @@
           </w:tcPr>
           <w:p>
             <w:pPr>
-              <w:spacing w:before="0"/>
+              <w:spacing w:before="0" w:line="300" w:lineRule="auto"/>
               <w:ind w:firstLine="0"/>
               <w:rPr>
                 <w:sz w:val="26"/>
@@ -3865,7 +3875,7 @@
           </w:tcPr>
           <w:p>
             <w:pPr>
-              <w:spacing w:before="0"/>
+              <w:spacing w:before="0" w:line="300" w:lineRule="auto"/>
               <w:ind w:firstLine="0"/>
               <w:rPr>
                 <w:sz w:val="26"/>
@@ -3880,7 +3890,7 @@
           </w:tcPr>
           <w:p>
             <w:pPr>
-              <w:spacing w:before="0"/>
+              <w:spacing w:before="0" w:line="300" w:lineRule="auto"/>
               <w:ind w:firstLine="0"/>
               <w:rPr>
                 <w:sz w:val="26"/>
@@ -3895,7 +3905,7 @@
           </w:tcPr>
           <w:p>
             <w:pPr>
-              <w:spacing w:before="0"/>
+              <w:spacing w:before="0" w:line="300" w:lineRule="auto"/>
               <w:ind w:firstLine="0"/>
               <w:rPr>
                 <w:sz w:val="26"/>
@@ -3910,7 +3920,7 @@
           </w:tcPr>
           <w:p>
             <w:pPr>
-              <w:spacing w:before="0"/>
+              <w:spacing w:before="0" w:line="300" w:lineRule="auto"/>
               <w:ind w:firstLine="0"/>
               <w:rPr>
                 <w:sz w:val="26"/>
@@ -3925,7 +3935,7 @@
           </w:tcPr>
           <w:p>
             <w:pPr>
-              <w:spacing w:before="0"/>
+              <w:spacing w:before="0" w:line="300" w:lineRule="auto"/>
               <w:ind w:firstLine="0"/>
               <w:rPr>
                 <w:sz w:val="26"/>
@@ -3940,7 +3950,7 @@
           </w:tcPr>
           <w:p>
             <w:pPr>
-              <w:spacing w:before="0"/>
+              <w:spacing w:before="0" w:line="300" w:lineRule="auto"/>
               <w:ind w:firstLine="0"/>
               <w:rPr>
                 <w:sz w:val="26"/>
@@ -3955,7 +3965,7 @@
           </w:tcPr>
           <w:p>
             <w:pPr>
-              <w:spacing w:before="0"/>
+              <w:spacing w:before="0" w:line="300" w:lineRule="auto"/>
               <w:ind w:firstLine="0"/>
               <w:rPr>
                 <w:sz w:val="26"/>
@@ -3968,7 +3978,7 @@
     </w:tbl>
     <w:p>
       <w:pPr>
-        <w:spacing w:before="0"/>
+        <w:spacing w:before="0" w:line="300" w:lineRule="auto"/>
         <w:rPr>
           <w:spacing w:val="-6"/>
           <w:sz w:val="28"/>
@@ -3978,7 +3988,7 @@
     </w:p>
     <w:p>
       <w:pPr>
-        <w:spacing w:before="0" w:after="120"/>
+        <w:spacing w:before="0" w:line="300" w:lineRule="auto"/>
         <w:contextualSpacing/>
         <w:rPr>
           <w:spacing w:val="-6"/>
@@ -3997,7 +4007,7 @@
     </w:p>
     <w:p>
       <w:pPr>
-        <w:spacing w:after="120"/>
+        <w:spacing w:before="0" w:line="300" w:lineRule="auto"/>
         <w:contextualSpacing/>
         <w:rPr>
           <w:sz w:val="28"/>
@@ -4044,7 +4054,7 @@
     </w:p>
     <w:p>
       <w:pPr>
-        <w:spacing w:after="120"/>
+        <w:spacing w:before="0" w:line="300" w:lineRule="auto"/>
         <w:contextualSpacing/>
         <w:rPr>
           <w:sz w:val="28"/>
@@ -4062,7 +4072,7 @@
     </w:p>
     <w:p>
       <w:pPr>
-        <w:spacing w:after="240"/>
+        <w:spacing w:before="0" w:line="300" w:lineRule="auto"/>
         <w:contextualSpacing/>
         <w:rPr>
           <w:sz w:val="28"/>
@@ -4094,17 +4104,17 @@
           </w:tcPr>
           <w:p>
             <w:pPr>
-              <w:spacing w:before="0"/>
-              <w:ind w:firstLine="0"/>
-              <w:rPr>
-                <w:sz w:val="26"/>
-                <w:szCs w:val="26"/>
-              </w:rPr>
-            </w:pPr>
-          </w:p>
-          <w:p>
-            <w:pPr>
-              <w:spacing w:before="0"/>
+              <w:spacing w:before="0" w:line="300" w:lineRule="auto"/>
+              <w:ind w:firstLine="0"/>
+              <w:rPr>
+                <w:sz w:val="26"/>
+                <w:szCs w:val="26"/>
+              </w:rPr>
+            </w:pPr>
+          </w:p>
+          <w:p>
+            <w:pPr>
+              <w:spacing w:before="0" w:line="300" w:lineRule="auto"/>
               <w:ind w:firstLine="0"/>
               <w:rPr>
                 <w:sz w:val="26"/>
@@ -4119,7 +4129,7 @@
           </w:tcPr>
           <w:p>
             <w:pPr>
-              <w:spacing w:before="0"/>
+              <w:spacing w:before="0" w:line="300" w:lineRule="auto"/>
               <w:ind w:firstLine="0"/>
               <w:jc w:val="center"/>
               <w:rPr>
@@ -4141,7 +4151,7 @@
           </w:p>
           <w:p>
             <w:pPr>
-              <w:spacing w:before="0"/>
+              <w:spacing w:before="0" w:line="300" w:lineRule="auto"/>
               <w:ind w:left="6" w:firstLine="0"/>
               <w:jc w:val="center"/>
               <w:rPr>
@@ -4197,7 +4207,7 @@
       <w:pPr>
         <w:keepNext/>
         <w:keepLines/>
-        <w:spacing w:before="0" w:line="276" w:lineRule="auto"/>
+        <w:spacing w:before="0" w:line="300" w:lineRule="auto"/>
         <w:ind w:firstLine="0"/>
         <w:outlineLvl w:val="0"/>
         <w:rPr>
@@ -4223,6 +4233,7 @@
     </w:p>
     <w:p>
       <w:pPr>
+        <w:spacing w:before="0" w:line="300" w:lineRule="auto"/>
         <w:ind w:firstLine="0"/>
       </w:pPr>
     </w:p>
